--- a/CompSci Formative Assessment.docx
+++ b/CompSci Formative Assessment.docx
@@ -123,10 +123,13 @@
     </w:p>
     <w:p>
       <w:r>
-        <w:t>print ("the distance is", (distance))</w:t>
+        <w:t>print ("the distance between the two points is</w:t>
       </w:r>
       <w:bookmarkStart w:id="0" w:name="_GoBack"/>
       <w:bookmarkEnd w:id="0"/>
+      <w:r>
+        <w:t>", (distance))</w:t>
+      </w:r>
     </w:p>
     <w:sectPr>
       <w:pgSz w:w="12240" w:h="15840"/>
